--- a/PHP06_ЦаплюкОГ_ІП-41.docx
+++ b/PHP06_ЦаплюкОГ_ІП-41.docx
@@ -239,7 +239,7 @@
     <w:p>
       <w:pPr>
         <w:spacing w:after="0"/>
-        <w:jc w:val="center"/>
+        <w:jc w:val="both"/>
         <w:rPr>
           <w:rFonts w:ascii="Times New Roman" w:hAnsi="Times New Roman" w:cs="Times New Roman"/>
           <w:b/>
@@ -247,15 +247,18 @@
           <w:szCs w:val="32"/>
         </w:rPr>
       </w:pPr>
-      <w:r>
+    </w:p>
+    <w:p>
+      <w:pPr>
+        <w:spacing w:after="0"/>
+        <w:jc w:val="both"/>
         <w:rPr>
           <w:rFonts w:ascii="Times New Roman" w:hAnsi="Times New Roman" w:cs="Times New Roman"/>
           <w:b/>
           <w:sz w:val="32"/>
           <w:szCs w:val="32"/>
         </w:rPr>
-        <w:t>ЗВІТ</w:t>
-      </w:r>
+      </w:pPr>
     </w:p>
     <w:p>
       <w:pPr>
@@ -268,6 +271,27 @@
           <w:szCs w:val="32"/>
         </w:rPr>
       </w:pPr>
+      <w:r>
+        <w:rPr>
+          <w:rFonts w:ascii="Times New Roman" w:hAnsi="Times New Roman" w:cs="Times New Roman"/>
+          <w:b/>
+          <w:sz w:val="32"/>
+          <w:szCs w:val="32"/>
+        </w:rPr>
+        <w:t>ЗВІТ</w:t>
+      </w:r>
+    </w:p>
+    <w:p>
+      <w:pPr>
+        <w:spacing w:after="0"/>
+        <w:jc w:val="center"/>
+        <w:rPr>
+          <w:rFonts w:ascii="Times New Roman" w:hAnsi="Times New Roman" w:cs="Times New Roman"/>
+          <w:b/>
+          <w:sz w:val="32"/>
+          <w:szCs w:val="32"/>
+        </w:rPr>
+      </w:pPr>
     </w:p>
     <w:p>
       <w:pPr>
@@ -427,6 +451,42 @@
     <w:p>
       <w:pPr>
         <w:spacing w:after="0"/>
+        <w:ind w:right="485"/>
+        <w:rPr>
+          <w:rFonts w:ascii="Times New Roman" w:hAnsi="Times New Roman" w:cs="Times New Roman"/>
+          <w:b/>
+          <w:sz w:val="28"/>
+          <w:szCs w:val="28"/>
+        </w:rPr>
+      </w:pPr>
+    </w:p>
+    <w:p>
+      <w:pPr>
+        <w:spacing w:after="0"/>
+        <w:ind w:right="485"/>
+        <w:rPr>
+          <w:rFonts w:ascii="Times New Roman" w:hAnsi="Times New Roman" w:cs="Times New Roman"/>
+          <w:b/>
+          <w:sz w:val="28"/>
+          <w:szCs w:val="28"/>
+        </w:rPr>
+      </w:pPr>
+    </w:p>
+    <w:p>
+      <w:pPr>
+        <w:spacing w:after="0"/>
+        <w:ind w:right="485"/>
+        <w:rPr>
+          <w:rFonts w:ascii="Times New Roman" w:hAnsi="Times New Roman" w:cs="Times New Roman"/>
+          <w:b/>
+          <w:sz w:val="28"/>
+          <w:szCs w:val="28"/>
+        </w:rPr>
+      </w:pPr>
+    </w:p>
+    <w:p>
+      <w:pPr>
+        <w:spacing w:after="0"/>
         <w:rPr>
           <w:rFonts w:ascii="Times New Roman" w:hAnsi="Times New Roman" w:cs="Times New Roman"/>
         </w:rPr>
@@ -524,6 +584,7 @@
           <w:szCs w:val="28"/>
         </w:rPr>
       </w:pPr>
+      <w:proofErr w:type="spellStart"/>
       <w:r>
         <w:rPr>
           <w:rFonts w:ascii="Times New Roman" w:hAnsi="Times New Roman" w:cs="Times New Roman"/>
@@ -531,7 +592,17 @@
           <w:szCs w:val="28"/>
           <w:lang w:val="ru-RU"/>
         </w:rPr>
-        <w:t>Цаплюк О</w:t>
+        <w:t>Цаплюк</w:t>
+      </w:r>
+      <w:proofErr w:type="spellEnd"/>
+      <w:r>
+        <w:rPr>
+          <w:rFonts w:ascii="Times New Roman" w:hAnsi="Times New Roman" w:cs="Times New Roman"/>
+          <w:sz w:val="28"/>
+          <w:szCs w:val="28"/>
+          <w:lang w:val="ru-RU"/>
+        </w:rPr>
+        <w:t xml:space="preserve"> О</w:t>
       </w:r>
       <w:r>
         <w:rPr>
@@ -586,13 +657,23 @@
           <w:szCs w:val="28"/>
         </w:rPr>
       </w:pPr>
-      <w:r>
-        <w:rPr>
-          <w:rFonts w:ascii="Times New Roman" w:hAnsi="Times New Roman" w:cs="Times New Roman"/>
-          <w:sz w:val="28"/>
-          <w:szCs w:val="28"/>
-        </w:rPr>
-        <w:t>Ковтунець О</w:t>
+      <w:proofErr w:type="spellStart"/>
+      <w:r>
+        <w:rPr>
+          <w:rFonts w:ascii="Times New Roman" w:hAnsi="Times New Roman" w:cs="Times New Roman"/>
+          <w:sz w:val="28"/>
+          <w:szCs w:val="28"/>
+        </w:rPr>
+        <w:t>Ковтунець</w:t>
+      </w:r>
+      <w:proofErr w:type="spellEnd"/>
+      <w:r>
+        <w:rPr>
+          <w:rFonts w:ascii="Times New Roman" w:hAnsi="Times New Roman" w:cs="Times New Roman"/>
+          <w:sz w:val="28"/>
+          <w:szCs w:val="28"/>
+        </w:rPr>
+        <w:t xml:space="preserve"> О</w:t>
       </w:r>
       <w:r>
         <w:rPr>
@@ -619,6 +700,72 @@
           <w:rFonts w:ascii="Times New Roman" w:hAnsi="Times New Roman" w:cs="Times New Roman"/>
           <w:sz w:val="28"/>
           <w:szCs w:val="28"/>
+        </w:rPr>
+      </w:pPr>
+    </w:p>
+    <w:p>
+      <w:pPr>
+        <w:spacing w:after="0"/>
+        <w:jc w:val="center"/>
+        <w:rPr>
+          <w:rFonts w:ascii="Times New Roman" w:hAnsi="Times New Roman" w:cs="Times New Roman"/>
+          <w:sz w:val="28"/>
+          <w:szCs w:val="28"/>
+        </w:rPr>
+      </w:pPr>
+    </w:p>
+    <w:p>
+      <w:pPr>
+        <w:spacing w:after="0"/>
+        <w:jc w:val="center"/>
+        <w:rPr>
+          <w:rFonts w:ascii="Times New Roman" w:hAnsi="Times New Roman" w:cs="Times New Roman"/>
+          <w:sz w:val="28"/>
+          <w:szCs w:val="28"/>
+        </w:rPr>
+      </w:pPr>
+    </w:p>
+    <w:p>
+      <w:pPr>
+        <w:spacing w:after="0"/>
+        <w:jc w:val="center"/>
+        <w:rPr>
+          <w:rFonts w:ascii="Times New Roman" w:hAnsi="Times New Roman" w:cs="Times New Roman"/>
+          <w:sz w:val="28"/>
+          <w:szCs w:val="28"/>
+        </w:rPr>
+      </w:pPr>
+    </w:p>
+    <w:p>
+      <w:pPr>
+        <w:spacing w:after="0"/>
+        <w:jc w:val="center"/>
+        <w:rPr>
+          <w:rFonts w:ascii="Times New Roman" w:hAnsi="Times New Roman" w:cs="Times New Roman"/>
+          <w:sz w:val="28"/>
+          <w:szCs w:val="28"/>
+        </w:rPr>
+      </w:pPr>
+    </w:p>
+    <w:p>
+      <w:pPr>
+        <w:spacing w:after="0"/>
+        <w:jc w:val="center"/>
+        <w:rPr>
+          <w:rFonts w:ascii="Times New Roman" w:hAnsi="Times New Roman" w:cs="Times New Roman"/>
+          <w:sz w:val="28"/>
+          <w:szCs w:val="28"/>
+        </w:rPr>
+      </w:pPr>
+    </w:p>
+    <w:p>
+      <w:pPr>
+        <w:spacing w:after="0"/>
+        <w:jc w:val="center"/>
+        <w:rPr>
+          <w:rFonts w:ascii="Times New Roman" w:hAnsi="Times New Roman" w:cs="Times New Roman"/>
+          <w:sz w:val="28"/>
+          <w:szCs w:val="28"/>
           <w:lang w:val="en-US"/>
         </w:rPr>
       </w:pPr>
@@ -644,8 +791,7 @@
       <w:pPr>
         <w:keepNext/>
         <w:pageBreakBefore/>
-        <w:spacing w:line="240" w:lineRule="auto" w:before="100" w:after="100"/>
-        <w:ind w:left="0" w:right="0"/>
+        <w:spacing w:before="100" w:after="100" w:line="240" w:lineRule="auto"/>
         <w:jc w:val="center"/>
         <w:rPr>
           <w:rFonts w:ascii="Times New Roman" w:hAnsi="Times New Roman" w:cs="Times New Roman"/>
@@ -661,15 +807,14 @@
           <w:b/>
           <w:sz w:val="28"/>
         </w:rPr>
+        <w:lastRenderedPageBreak/>
         <w:t>Практична робота №6</w:t>
       </w:r>
     </w:p>
     <w:p>
       <w:pPr>
         <w:keepNext/>
-        <w:pageBreakBefore w:val="0"/>
-        <w:spacing w:line="240" w:lineRule="auto" w:before="100" w:after="100"/>
-        <w:ind w:left="0" w:right="0"/>
+        <w:spacing w:before="100" w:after="100" w:line="240" w:lineRule="auto"/>
         <w:jc w:val="center"/>
         <w:rPr>
           <w:rFonts w:ascii="Times New Roman" w:hAnsi="Times New Roman" w:cs="Times New Roman"/>
@@ -690,32 +835,76 @@
     </w:p>
     <w:p>
       <w:pPr>
-        <w:keepNext w:val="0"/>
-        <w:pageBreakBefore w:val="0"/>
-        <w:spacing w:line="240" w:lineRule="auto" w:before="0" w:after="100"/>
-        <w:ind w:left="0" w:right="0"/>
+        <w:spacing w:after="100" w:line="240" w:lineRule="auto"/>
         <w:jc w:val="both"/>
         <w:rPr>
-          <w:rFonts w:ascii="Times New Roman" w:hAnsi="Times New Roman" w:cs="Times New Roman"/>
-          <w:sz w:val="28"/>
-          <w:szCs w:val="28"/>
-        </w:rPr>
-      </w:pPr>
-      <w:r>
-        <w:rPr>
-          <w:rFonts w:ascii="Times New Roman" w:hAnsi="Times New Roman"/>
-          <w:b w:val="0"/>
-          <w:sz w:val="28"/>
-        </w:rPr>
-        <w:t>Мета: спроєктувати API на PHP без фреймворків із єдиною точкою входу, маршрутизацією за ресурсом і HTTP-методом, узгодженими JSON-відповідями та коректними кодами статусу.</w:t>
+          <w:rFonts w:ascii="Times New Roman" w:hAnsi="Times New Roman"/>
+          <w:sz w:val="28"/>
+        </w:rPr>
+      </w:pPr>
+      <w:r>
+        <w:rPr>
+          <w:rFonts w:ascii="Times New Roman" w:hAnsi="Times New Roman"/>
+          <w:sz w:val="28"/>
+        </w:rPr>
+        <w:t xml:space="preserve">Мета: </w:t>
+      </w:r>
+      <w:proofErr w:type="spellStart"/>
+      <w:r>
+        <w:rPr>
+          <w:rFonts w:ascii="Times New Roman" w:hAnsi="Times New Roman"/>
+          <w:sz w:val="28"/>
+        </w:rPr>
+        <w:t>Спроєктувати</w:t>
+      </w:r>
+      <w:proofErr w:type="spellEnd"/>
+      <w:r>
+        <w:rPr>
+          <w:rFonts w:ascii="Times New Roman" w:hAnsi="Times New Roman"/>
+          <w:sz w:val="28"/>
+        </w:rPr>
+        <w:t xml:space="preserve"> й реалізувати простий прикладний програмний інтерфейс (API) на PHP без</w:t>
+      </w:r>
+      <w:r>
+        <w:rPr>
+          <w:rFonts w:ascii="Times New Roman" w:hAnsi="Times New Roman"/>
+          <w:sz w:val="28"/>
+        </w:rPr>
+        <w:t xml:space="preserve"> </w:t>
+      </w:r>
+      <w:r>
+        <w:rPr>
+          <w:rFonts w:ascii="Times New Roman" w:hAnsi="Times New Roman"/>
+          <w:sz w:val="28"/>
+        </w:rPr>
+        <w:t>використання фреймворків: єдина точка входу з маршрутизацією за URL-параметрами та HTTP-методом, узгоджений формат JSON-відповіді, коректні коди статусу HTTP для різних сценаріїв</w:t>
+      </w:r>
+      <w:r>
+        <w:rPr>
+          <w:rFonts w:ascii="Times New Roman" w:hAnsi="Times New Roman"/>
+          <w:sz w:val="28"/>
+        </w:rPr>
+        <w:t xml:space="preserve"> </w:t>
+      </w:r>
+      <w:r>
+        <w:rPr>
+          <w:rFonts w:ascii="Times New Roman" w:hAnsi="Times New Roman"/>
+          <w:sz w:val="28"/>
+        </w:rPr>
+        <w:t>(успіх, помилка клієнта, відсутній ресурс)</w:t>
+      </w:r>
+      <w:r>
+        <w:rPr>
+          <w:rFonts w:ascii="Times New Roman" w:hAnsi="Times New Roman"/>
+          <w:sz w:val="28"/>
+        </w:rPr>
+        <w:t>.</w:t>
       </w:r>
     </w:p>
     <w:p>
       <w:pPr>
         <w:keepNext/>
-        <w:pageBreakBefore w:val="0"/>
-        <w:spacing w:line="240" w:lineRule="auto" w:before="100" w:after="100"/>
-        <w:ind w:left="0" w:right="0"/>
+        <w:spacing w:before="100" w:after="100" w:line="240" w:lineRule="auto"/>
         <w:jc w:val="center"/>
         <w:rPr>
           <w:rFonts w:ascii="Times New Roman" w:hAnsi="Times New Roman" w:cs="Times New Roman"/>
@@ -782,15 +971,10 @@
           </wp:inline>
         </w:drawing>
       </w:r>
-      <w:bookmarkStart w:id="0" w:name="_GoBack"/>
-      <w:bookmarkEnd w:id="0"/>
-    </w:p>
-    <w:p>
-      <w:pPr>
-        <w:keepNext w:val="0"/>
-        <w:pageBreakBefore w:val="0"/>
-        <w:spacing w:line="240" w:lineRule="auto" w:before="0" w:after="100"/>
-        <w:ind w:left="0" w:right="0"/>
+    </w:p>
+    <w:p>
+      <w:pPr>
+        <w:spacing w:after="100" w:line="240" w:lineRule="auto"/>
         <w:jc w:val="both"/>
         <w:rPr>
           <w:rFonts w:ascii="Times New Roman" w:hAnsi="Times New Roman" w:cs="Times New Roman"/>
@@ -801,18 +985,31 @@
       <w:r>
         <w:rPr>
           <w:rFonts w:ascii="Times New Roman" w:hAnsi="Times New Roman"/>
-          <w:b w:val="0"/>
-          <w:sz w:val="28"/>
-        </w:rPr>
-        <w:t>За основу взято FloraCare з практичної роботи 05. Збережено оформлення, класи рослин, пошук, сортування, додавання, полив, редагування та видалення. Для роботи 06 створено окрему базу practicum6.</w:t>
+          <w:sz w:val="28"/>
+        </w:rPr>
+        <w:t xml:space="preserve">За основу взято </w:t>
+      </w:r>
+      <w:proofErr w:type="spellStart"/>
+      <w:r>
+        <w:rPr>
+          <w:rFonts w:ascii="Times New Roman" w:hAnsi="Times New Roman"/>
+          <w:sz w:val="28"/>
+        </w:rPr>
+        <w:t>FloraCare</w:t>
+      </w:r>
+      <w:proofErr w:type="spellEnd"/>
+      <w:r>
+        <w:rPr>
+          <w:rFonts w:ascii="Times New Roman" w:hAnsi="Times New Roman"/>
+          <w:sz w:val="28"/>
+        </w:rPr>
+        <w:t xml:space="preserve"> з практичної роботи 05.</w:t>
       </w:r>
     </w:p>
     <w:p>
       <w:pPr>
         <w:keepNext/>
-        <w:pageBreakBefore w:val="0"/>
-        <w:spacing w:line="240" w:lineRule="auto" w:before="100" w:after="100"/>
-        <w:ind w:left="0" w:right="0"/>
+        <w:spacing w:before="100" w:after="100" w:line="240" w:lineRule="auto"/>
         <w:jc w:val="center"/>
         <w:rPr>
           <w:rFonts w:ascii="Times New Roman" w:hAnsi="Times New Roman" w:cs="Times New Roman"/>
@@ -834,9 +1031,7 @@
     <w:p>
       <w:pPr>
         <w:keepNext/>
-        <w:pageBreakBefore w:val="0"/>
-        <w:spacing w:line="240" w:lineRule="auto" w:before="100" w:after="100"/>
-        <w:ind w:left="0" w:right="0"/>
+        <w:spacing w:before="100" w:after="100" w:line="240" w:lineRule="auto"/>
         <w:jc w:val="both"/>
         <w:rPr>
           <w:rFonts w:ascii="Times New Roman" w:hAnsi="Times New Roman" w:cs="Times New Roman"/>
@@ -855,10 +1050,7 @@
     </w:p>
     <w:p>
       <w:pPr>
-        <w:keepNext w:val="0"/>
-        <w:pageBreakBefore w:val="0"/>
-        <w:spacing w:line="240" w:lineRule="auto" w:before="0" w:after="100"/>
-        <w:ind w:left="0" w:right="0"/>
+        <w:spacing w:after="100" w:line="240" w:lineRule="auto"/>
         <w:jc w:val="both"/>
         <w:rPr>
           <w:rFonts w:ascii="Times New Roman" w:hAnsi="Times New Roman" w:cs="Times New Roman"/>
@@ -869,18 +1061,143 @@
       <w:r>
         <w:rPr>
           <w:rFonts w:ascii="Times New Roman" w:hAnsi="Times New Roman"/>
-          <w:b w:val="0"/>
-          <w:sz w:val="28"/>
-        </w:rPr>
-        <w:t>У файлі API.md описано ресурс plants, параметри, обов’язкові поля, структуру відповіді та приклади curl. Успішна відповідь має success: true і поле data; помилка — success: false та поле error.</w:t>
+          <w:sz w:val="28"/>
+        </w:rPr>
+        <w:t xml:space="preserve">У файлі API.md описано ресурс </w:t>
+      </w:r>
+      <w:proofErr w:type="spellStart"/>
+      <w:r>
+        <w:rPr>
+          <w:rFonts w:ascii="Times New Roman" w:hAnsi="Times New Roman"/>
+          <w:sz w:val="28"/>
+        </w:rPr>
+        <w:t>plants</w:t>
+      </w:r>
+      <w:proofErr w:type="spellEnd"/>
+      <w:r>
+        <w:rPr>
+          <w:rFonts w:ascii="Times New Roman" w:hAnsi="Times New Roman"/>
+          <w:sz w:val="28"/>
+        </w:rPr>
+        <w:t xml:space="preserve">, параметри, обов’язкові поля, структуру відповіді та приклади </w:t>
+      </w:r>
+      <w:proofErr w:type="spellStart"/>
+      <w:r>
+        <w:rPr>
+          <w:rFonts w:ascii="Times New Roman" w:hAnsi="Times New Roman"/>
+          <w:sz w:val="28"/>
+        </w:rPr>
+        <w:t>curl</w:t>
+      </w:r>
+      <w:proofErr w:type="spellEnd"/>
+      <w:r>
+        <w:rPr>
+          <w:rFonts w:ascii="Times New Roman" w:hAnsi="Times New Roman"/>
+          <w:sz w:val="28"/>
+        </w:rPr>
+        <w:t xml:space="preserve">. Успішна відповідь має </w:t>
+      </w:r>
+      <w:proofErr w:type="spellStart"/>
+      <w:r>
+        <w:rPr>
+          <w:rFonts w:ascii="Times New Roman" w:hAnsi="Times New Roman"/>
+          <w:sz w:val="28"/>
+        </w:rPr>
+        <w:t>success</w:t>
+      </w:r>
+      <w:proofErr w:type="spellEnd"/>
+      <w:r>
+        <w:rPr>
+          <w:rFonts w:ascii="Times New Roman" w:hAnsi="Times New Roman"/>
+          <w:sz w:val="28"/>
+        </w:rPr>
+        <w:t xml:space="preserve">: </w:t>
+      </w:r>
+      <w:proofErr w:type="spellStart"/>
+      <w:r>
+        <w:rPr>
+          <w:rFonts w:ascii="Times New Roman" w:hAnsi="Times New Roman"/>
+          <w:sz w:val="28"/>
+        </w:rPr>
+        <w:t>true</w:t>
+      </w:r>
+      <w:proofErr w:type="spellEnd"/>
+      <w:r>
+        <w:rPr>
+          <w:rFonts w:ascii="Times New Roman" w:hAnsi="Times New Roman"/>
+          <w:sz w:val="28"/>
+        </w:rPr>
+        <w:t xml:space="preserve"> і поле </w:t>
+      </w:r>
+      <w:proofErr w:type="spellStart"/>
+      <w:r>
+        <w:rPr>
+          <w:rFonts w:ascii="Times New Roman" w:hAnsi="Times New Roman"/>
+          <w:sz w:val="28"/>
+        </w:rPr>
+        <w:t>data</w:t>
+      </w:r>
+      <w:proofErr w:type="spellEnd"/>
+      <w:r>
+        <w:rPr>
+          <w:rFonts w:ascii="Times New Roman" w:hAnsi="Times New Roman"/>
+          <w:sz w:val="28"/>
+        </w:rPr>
+        <w:t xml:space="preserve">; помилка — </w:t>
+      </w:r>
+      <w:proofErr w:type="spellStart"/>
+      <w:r>
+        <w:rPr>
+          <w:rFonts w:ascii="Times New Roman" w:hAnsi="Times New Roman"/>
+          <w:sz w:val="28"/>
+        </w:rPr>
+        <w:t>success</w:t>
+      </w:r>
+      <w:proofErr w:type="spellEnd"/>
+      <w:r>
+        <w:rPr>
+          <w:rFonts w:ascii="Times New Roman" w:hAnsi="Times New Roman"/>
+          <w:sz w:val="28"/>
+        </w:rPr>
+        <w:t xml:space="preserve">: </w:t>
+      </w:r>
+      <w:proofErr w:type="spellStart"/>
+      <w:r>
+        <w:rPr>
+          <w:rFonts w:ascii="Times New Roman" w:hAnsi="Times New Roman"/>
+          <w:sz w:val="28"/>
+        </w:rPr>
+        <w:t>false</w:t>
+      </w:r>
+      <w:proofErr w:type="spellEnd"/>
+      <w:r>
+        <w:rPr>
+          <w:rFonts w:ascii="Times New Roman" w:hAnsi="Times New Roman"/>
+          <w:sz w:val="28"/>
+        </w:rPr>
+        <w:t xml:space="preserve"> та поле </w:t>
+      </w:r>
+      <w:proofErr w:type="spellStart"/>
+      <w:r>
+        <w:rPr>
+          <w:rFonts w:ascii="Times New Roman" w:hAnsi="Times New Roman"/>
+          <w:sz w:val="28"/>
+        </w:rPr>
+        <w:t>error</w:t>
+      </w:r>
+      <w:proofErr w:type="spellEnd"/>
+      <w:r>
+        <w:rPr>
+          <w:rFonts w:ascii="Times New Roman" w:hAnsi="Times New Roman"/>
+          <w:sz w:val="28"/>
+        </w:rPr>
+        <w:t>.</w:t>
       </w:r>
     </w:p>
     <w:p>
       <w:pPr>
         <w:keepNext/>
-        <w:pageBreakBefore w:val="0"/>
-        <w:spacing w:line="240" w:lineRule="auto" w:before="100" w:after="100"/>
-        <w:ind w:left="0" w:right="0"/>
+        <w:spacing w:before="100" w:after="100" w:line="240" w:lineRule="auto"/>
         <w:jc w:val="both"/>
         <w:rPr>
           <w:rFonts w:ascii="Times New Roman" w:hAnsi="Times New Roman" w:cs="Times New Roman"/>
@@ -899,10 +1216,7 @@
     </w:p>
     <w:p>
       <w:pPr>
-        <w:keepNext w:val="0"/>
-        <w:pageBreakBefore w:val="0"/>
-        <w:spacing w:line="240" w:lineRule="auto" w:before="0" w:after="100"/>
-        <w:ind w:left="0" w:right="0"/>
+        <w:spacing w:after="100" w:line="240" w:lineRule="auto"/>
         <w:jc w:val="both"/>
         <w:rPr>
           <w:rFonts w:ascii="Times New Roman" w:hAnsi="Times New Roman" w:cs="Times New Roman"/>
@@ -913,18 +1227,159 @@
       <w:r>
         <w:rPr>
           <w:rFonts w:ascii="Times New Roman" w:hAnsi="Times New Roman"/>
-          <w:b w:val="0"/>
-          <w:sz w:val="28"/>
-        </w:rPr>
-        <w:t>Створено api.php. На початку встановлюється Content-Type: application/json; charset=utf-8. Скрипт читає метод запиту та параметри resource, action, id і q. Усі запити інтерфейсу спрямовуються безпосередньо до api.php.</w:t>
+          <w:sz w:val="28"/>
+        </w:rPr>
+        <w:t xml:space="preserve">Створено </w:t>
+      </w:r>
+      <w:proofErr w:type="spellStart"/>
+      <w:r>
+        <w:rPr>
+          <w:rFonts w:ascii="Times New Roman" w:hAnsi="Times New Roman"/>
+          <w:sz w:val="28"/>
+        </w:rPr>
+        <w:t>api.php</w:t>
+      </w:r>
+      <w:proofErr w:type="spellEnd"/>
+      <w:r>
+        <w:rPr>
+          <w:rFonts w:ascii="Times New Roman" w:hAnsi="Times New Roman"/>
+          <w:sz w:val="28"/>
+        </w:rPr>
+        <w:t xml:space="preserve">. На початку встановлюється </w:t>
+      </w:r>
+      <w:proofErr w:type="spellStart"/>
+      <w:r>
+        <w:rPr>
+          <w:rFonts w:ascii="Times New Roman" w:hAnsi="Times New Roman"/>
+          <w:sz w:val="28"/>
+        </w:rPr>
+        <w:t>Content-Type</w:t>
+      </w:r>
+      <w:proofErr w:type="spellEnd"/>
+      <w:r>
+        <w:rPr>
+          <w:rFonts w:ascii="Times New Roman" w:hAnsi="Times New Roman"/>
+          <w:sz w:val="28"/>
+        </w:rPr>
+        <w:t xml:space="preserve">: </w:t>
+      </w:r>
+      <w:proofErr w:type="spellStart"/>
+      <w:r>
+        <w:rPr>
+          <w:rFonts w:ascii="Times New Roman" w:hAnsi="Times New Roman"/>
+          <w:sz w:val="28"/>
+        </w:rPr>
+        <w:t>application</w:t>
+      </w:r>
+      <w:proofErr w:type="spellEnd"/>
+      <w:r>
+        <w:rPr>
+          <w:rFonts w:ascii="Times New Roman" w:hAnsi="Times New Roman"/>
+          <w:sz w:val="28"/>
+        </w:rPr>
+        <w:t>/</w:t>
+      </w:r>
+      <w:proofErr w:type="spellStart"/>
+      <w:r>
+        <w:rPr>
+          <w:rFonts w:ascii="Times New Roman" w:hAnsi="Times New Roman"/>
+          <w:sz w:val="28"/>
+        </w:rPr>
+        <w:t>json</w:t>
+      </w:r>
+      <w:proofErr w:type="spellEnd"/>
+      <w:r>
+        <w:rPr>
+          <w:rFonts w:ascii="Times New Roman" w:hAnsi="Times New Roman"/>
+          <w:sz w:val="28"/>
+        </w:rPr>
+        <w:t xml:space="preserve">; </w:t>
+      </w:r>
+      <w:proofErr w:type="spellStart"/>
+      <w:r>
+        <w:rPr>
+          <w:rFonts w:ascii="Times New Roman" w:hAnsi="Times New Roman"/>
+          <w:sz w:val="28"/>
+        </w:rPr>
+        <w:t>charset</w:t>
+      </w:r>
+      <w:proofErr w:type="spellEnd"/>
+      <w:r>
+        <w:rPr>
+          <w:rFonts w:ascii="Times New Roman" w:hAnsi="Times New Roman"/>
+          <w:sz w:val="28"/>
+        </w:rPr>
+        <w:t xml:space="preserve">=utf-8. Скрипт читає метод запиту та параметри </w:t>
+      </w:r>
+      <w:proofErr w:type="spellStart"/>
+      <w:r>
+        <w:rPr>
+          <w:rFonts w:ascii="Times New Roman" w:hAnsi="Times New Roman"/>
+          <w:sz w:val="28"/>
+        </w:rPr>
+        <w:t>resource</w:t>
+      </w:r>
+      <w:proofErr w:type="spellEnd"/>
+      <w:r>
+        <w:rPr>
+          <w:rFonts w:ascii="Times New Roman" w:hAnsi="Times New Roman"/>
+          <w:sz w:val="28"/>
+        </w:rPr>
+        <w:t xml:space="preserve">, </w:t>
+      </w:r>
+      <w:proofErr w:type="spellStart"/>
+      <w:r>
+        <w:rPr>
+          <w:rFonts w:ascii="Times New Roman" w:hAnsi="Times New Roman"/>
+          <w:sz w:val="28"/>
+        </w:rPr>
+        <w:t>action</w:t>
+      </w:r>
+      <w:proofErr w:type="spellEnd"/>
+      <w:r>
+        <w:rPr>
+          <w:rFonts w:ascii="Times New Roman" w:hAnsi="Times New Roman"/>
+          <w:sz w:val="28"/>
+        </w:rPr>
+        <w:t xml:space="preserve">, </w:t>
+      </w:r>
+      <w:proofErr w:type="spellStart"/>
+      <w:r>
+        <w:rPr>
+          <w:rFonts w:ascii="Times New Roman" w:hAnsi="Times New Roman"/>
+          <w:sz w:val="28"/>
+        </w:rPr>
+        <w:t>id</w:t>
+      </w:r>
+      <w:proofErr w:type="spellEnd"/>
+      <w:r>
+        <w:rPr>
+          <w:rFonts w:ascii="Times New Roman" w:hAnsi="Times New Roman"/>
+          <w:sz w:val="28"/>
+        </w:rPr>
+        <w:t xml:space="preserve"> і q. Усі запити інтерфейсу спрямовуються безпосередньо до </w:t>
+      </w:r>
+      <w:proofErr w:type="spellStart"/>
+      <w:r>
+        <w:rPr>
+          <w:rFonts w:ascii="Times New Roman" w:hAnsi="Times New Roman"/>
+          <w:sz w:val="28"/>
+        </w:rPr>
+        <w:t>api.php</w:t>
+      </w:r>
+      <w:proofErr w:type="spellEnd"/>
+      <w:r>
+        <w:rPr>
+          <w:rFonts w:ascii="Times New Roman" w:hAnsi="Times New Roman"/>
+          <w:sz w:val="28"/>
+        </w:rPr>
+        <w:t>.</w:t>
       </w:r>
     </w:p>
     <w:p>
       <w:pPr>
         <w:keepNext/>
-        <w:pageBreakBefore w:val="0"/>
-        <w:spacing w:line="240" w:lineRule="auto" w:before="100" w:after="100"/>
-        <w:ind w:left="0" w:right="0"/>
+        <w:spacing w:before="100" w:after="100" w:line="240" w:lineRule="auto"/>
         <w:jc w:val="both"/>
         <w:rPr>
           <w:rFonts w:ascii="Times New Roman" w:hAnsi="Times New Roman" w:cs="Times New Roman"/>
@@ -943,10 +1398,7 @@
     </w:p>
     <w:p>
       <w:pPr>
-        <w:keepNext w:val="0"/>
-        <w:pageBreakBefore w:val="0"/>
-        <w:spacing w:line="240" w:lineRule="auto" w:before="0" w:after="100"/>
-        <w:ind w:left="0" w:right="0"/>
+        <w:spacing w:after="100" w:line="240" w:lineRule="auto"/>
         <w:jc w:val="both"/>
         <w:rPr>
           <w:rFonts w:ascii="Times New Roman" w:hAnsi="Times New Roman" w:cs="Times New Roman"/>
@@ -957,18 +1409,63 @@
       <w:r>
         <w:rPr>
           <w:rFonts w:ascii="Times New Roman" w:hAnsi="Times New Roman"/>
-          <w:b w:val="0"/>
-          <w:sz w:val="28"/>
-        </w:rPr>
-        <w:t>Умови if/elseif розділяють отримання списку, одного запису, створення та полив. Невідомий ресурс або дія повертає 404. Непідтримуваний метод повертає 405 із заголовком Allow.</w:t>
+          <w:sz w:val="28"/>
+        </w:rPr>
+        <w:t xml:space="preserve">Умови </w:t>
+      </w:r>
+      <w:proofErr w:type="spellStart"/>
+      <w:r>
+        <w:rPr>
+          <w:rFonts w:ascii="Times New Roman" w:hAnsi="Times New Roman"/>
+          <w:sz w:val="28"/>
+        </w:rPr>
+        <w:t>if</w:t>
+      </w:r>
+      <w:proofErr w:type="spellEnd"/>
+      <w:r>
+        <w:rPr>
+          <w:rFonts w:ascii="Times New Roman" w:hAnsi="Times New Roman"/>
+          <w:sz w:val="28"/>
+        </w:rPr>
+        <w:t>/</w:t>
+      </w:r>
+      <w:proofErr w:type="spellStart"/>
+      <w:r>
+        <w:rPr>
+          <w:rFonts w:ascii="Times New Roman" w:hAnsi="Times New Roman"/>
+          <w:sz w:val="28"/>
+        </w:rPr>
+        <w:t>elseif</w:t>
+      </w:r>
+      <w:proofErr w:type="spellEnd"/>
+      <w:r>
+        <w:rPr>
+          <w:rFonts w:ascii="Times New Roman" w:hAnsi="Times New Roman"/>
+          <w:sz w:val="28"/>
+        </w:rPr>
+        <w:t xml:space="preserve"> розділяють отримання списку, одного запису, створення та полив. Невідомий ресурс або дія повертає 404. Непідтримуваний метод повертає 405 із заголовком </w:t>
+      </w:r>
+      <w:proofErr w:type="spellStart"/>
+      <w:r>
+        <w:rPr>
+          <w:rFonts w:ascii="Times New Roman" w:hAnsi="Times New Roman"/>
+          <w:sz w:val="28"/>
+        </w:rPr>
+        <w:t>Allow</w:t>
+      </w:r>
+      <w:proofErr w:type="spellEnd"/>
+      <w:r>
+        <w:rPr>
+          <w:rFonts w:ascii="Times New Roman" w:hAnsi="Times New Roman"/>
+          <w:sz w:val="28"/>
+        </w:rPr>
+        <w:t>.</w:t>
       </w:r>
     </w:p>
     <w:p>
       <w:pPr>
         <w:keepNext/>
-        <w:pageBreakBefore w:val="0"/>
-        <w:spacing w:line="240" w:lineRule="auto" w:before="100" w:after="100"/>
-        <w:ind w:left="0" w:right="0"/>
+        <w:spacing w:before="100" w:after="100" w:line="240" w:lineRule="auto"/>
         <w:jc w:val="both"/>
         <w:rPr>
           <w:rFonts w:ascii="Times New Roman" w:hAnsi="Times New Roman" w:cs="Times New Roman"/>
@@ -987,10 +1484,7 @@
     </w:p>
     <w:p>
       <w:pPr>
-        <w:keepNext w:val="0"/>
-        <w:pageBreakBefore w:val="0"/>
-        <w:spacing w:line="240" w:lineRule="auto" w:before="0" w:after="100"/>
-        <w:ind w:left="0" w:right="0"/>
+        <w:spacing w:after="100" w:line="240" w:lineRule="auto"/>
         <w:jc w:val="both"/>
         <w:rPr>
           <w:rFonts w:ascii="Times New Roman" w:hAnsi="Times New Roman" w:cs="Times New Roman"/>
@@ -1001,23 +1495,216 @@
       <w:r>
         <w:rPr>
           <w:rFonts w:ascii="Times New Roman" w:hAnsi="Times New Roman"/>
-          <w:b w:val="0"/>
-          <w:sz w:val="28"/>
-        </w:rPr>
-        <w:t>GET api.php?resource=plants повертає список із кодом 200. Параметр id обирає одну рослину; відсутній запис повертає 404. Параметр q зберігає живий пошук за назвою. Усі потрібні поля варіанта 18 присутні у data.</w:t>
+          <w:sz w:val="28"/>
+        </w:rPr>
+        <w:t xml:space="preserve">GET </w:t>
+      </w:r>
+      <w:proofErr w:type="spellStart"/>
+      <w:r>
+        <w:rPr>
+          <w:rFonts w:ascii="Times New Roman" w:hAnsi="Times New Roman"/>
+          <w:sz w:val="28"/>
+        </w:rPr>
+        <w:t>api.php?resource</w:t>
+      </w:r>
+      <w:proofErr w:type="spellEnd"/>
+      <w:r>
+        <w:rPr>
+          <w:rFonts w:ascii="Times New Roman" w:hAnsi="Times New Roman"/>
+          <w:sz w:val="28"/>
+        </w:rPr>
+        <w:t>=</w:t>
+      </w:r>
+      <w:proofErr w:type="spellStart"/>
+      <w:r>
+        <w:rPr>
+          <w:rFonts w:ascii="Times New Roman" w:hAnsi="Times New Roman"/>
+          <w:sz w:val="28"/>
+        </w:rPr>
+        <w:t>plants</w:t>
+      </w:r>
+      <w:proofErr w:type="spellEnd"/>
+      <w:r>
+        <w:rPr>
+          <w:rFonts w:ascii="Times New Roman" w:hAnsi="Times New Roman"/>
+          <w:sz w:val="28"/>
+        </w:rPr>
+        <w:t xml:space="preserve"> повертає список із кодом 200. Параметр </w:t>
+      </w:r>
+      <w:proofErr w:type="spellStart"/>
+      <w:r>
+        <w:rPr>
+          <w:rFonts w:ascii="Times New Roman" w:hAnsi="Times New Roman"/>
+          <w:sz w:val="28"/>
+        </w:rPr>
+        <w:t>id</w:t>
+      </w:r>
+      <w:proofErr w:type="spellEnd"/>
+      <w:r>
+        <w:rPr>
+          <w:rFonts w:ascii="Times New Roman" w:hAnsi="Times New Roman"/>
+          <w:sz w:val="28"/>
+        </w:rPr>
+        <w:t xml:space="preserve"> обирає одну рослину; відсутній запис повертає 404. Параметр q зберігає живий пошук за назвою. Усі потрібні поля варіанта 18 присутні у </w:t>
+      </w:r>
+      <w:proofErr w:type="spellStart"/>
+      <w:r>
+        <w:rPr>
+          <w:rFonts w:ascii="Times New Roman" w:hAnsi="Times New Roman"/>
+          <w:sz w:val="28"/>
+        </w:rPr>
+        <w:t>data</w:t>
+      </w:r>
+      <w:proofErr w:type="spellEnd"/>
+      <w:r>
+        <w:rPr>
+          <w:rFonts w:ascii="Times New Roman" w:hAnsi="Times New Roman"/>
+          <w:sz w:val="28"/>
+        </w:rPr>
+        <w:t>.</w:t>
       </w:r>
     </w:p>
     <w:p>
       <w:pPr>
         <w:keepNext/>
-        <w:pageBreakBefore/>
-        <w:spacing w:line="240" w:lineRule="auto" w:before="100" w:after="100"/>
-        <w:ind w:left="0" w:right="0"/>
-        <w:jc w:val="center"/>
-        <w:rPr>
-          <w:rFonts w:ascii="Times New Roman" w:hAnsi="Times New Roman" w:cs="Times New Roman"/>
+        <w:spacing w:before="100" w:after="100" w:line="240" w:lineRule="auto"/>
+        <w:jc w:val="both"/>
+        <w:rPr>
+          <w:rFonts w:ascii="Times New Roman" w:hAnsi="Times New Roman" w:cs="Times New Roman"/>
+          <w:sz w:val="28"/>
+          <w:szCs w:val="28"/>
+        </w:rPr>
+      </w:pPr>
+      <w:r>
+        <w:rPr>
+          <w:rFonts w:ascii="Times New Roman" w:hAnsi="Times New Roman"/>
           <w:b/>
-          <w:bCs/>
+          <w:sz w:val="28"/>
+        </w:rPr>
+        <w:t>Крок 5 Створення запису</w:t>
+      </w:r>
+    </w:p>
+    <w:p>
+      <w:pPr>
+        <w:spacing w:after="100" w:line="240" w:lineRule="auto"/>
+        <w:jc w:val="both"/>
+        <w:rPr>
+          <w:rFonts w:ascii="Times New Roman" w:hAnsi="Times New Roman" w:cs="Times New Roman"/>
+          <w:sz w:val="28"/>
+          <w:szCs w:val="28"/>
+        </w:rPr>
+      </w:pPr>
+      <w:r>
+        <w:rPr>
+          <w:rFonts w:ascii="Times New Roman" w:hAnsi="Times New Roman"/>
+          <w:sz w:val="28"/>
+        </w:rPr>
+        <w:t xml:space="preserve">POST </w:t>
+      </w:r>
+      <w:proofErr w:type="spellStart"/>
+      <w:r>
+        <w:rPr>
+          <w:rFonts w:ascii="Times New Roman" w:hAnsi="Times New Roman"/>
+          <w:sz w:val="28"/>
+        </w:rPr>
+        <w:t>api.php?resource</w:t>
+      </w:r>
+      <w:proofErr w:type="spellEnd"/>
+      <w:r>
+        <w:rPr>
+          <w:rFonts w:ascii="Times New Roman" w:hAnsi="Times New Roman"/>
+          <w:sz w:val="28"/>
+        </w:rPr>
+        <w:t>=</w:t>
+      </w:r>
+      <w:proofErr w:type="spellStart"/>
+      <w:r>
+        <w:rPr>
+          <w:rFonts w:ascii="Times New Roman" w:hAnsi="Times New Roman"/>
+          <w:sz w:val="28"/>
+        </w:rPr>
+        <w:t>plants</w:t>
+      </w:r>
+      <w:proofErr w:type="spellEnd"/>
+      <w:r>
+        <w:rPr>
+          <w:rFonts w:ascii="Times New Roman" w:hAnsi="Times New Roman"/>
+          <w:sz w:val="28"/>
+        </w:rPr>
+        <w:t xml:space="preserve"> приймає JSON або дані форми. Перевіряються </w:t>
+      </w:r>
+      <w:proofErr w:type="spellStart"/>
+      <w:r>
+        <w:rPr>
+          <w:rFonts w:ascii="Times New Roman" w:hAnsi="Times New Roman"/>
+          <w:sz w:val="28"/>
+        </w:rPr>
+        <w:t>name</w:t>
+      </w:r>
+      <w:proofErr w:type="spellEnd"/>
+      <w:r>
+        <w:rPr>
+          <w:rFonts w:ascii="Times New Roman" w:hAnsi="Times New Roman"/>
+          <w:sz w:val="28"/>
+        </w:rPr>
+        <w:t xml:space="preserve">, </w:t>
+      </w:r>
+      <w:proofErr w:type="spellStart"/>
+      <w:r>
+        <w:rPr>
+          <w:rFonts w:ascii="Times New Roman" w:hAnsi="Times New Roman"/>
+          <w:sz w:val="28"/>
+        </w:rPr>
+        <w:t>watering_interval_days</w:t>
+      </w:r>
+      <w:proofErr w:type="spellEnd"/>
+      <w:r>
+        <w:rPr>
+          <w:rFonts w:ascii="Times New Roman" w:hAnsi="Times New Roman"/>
+          <w:sz w:val="28"/>
+        </w:rPr>
+        <w:t xml:space="preserve"> і </w:t>
+      </w:r>
+      <w:proofErr w:type="spellStart"/>
+      <w:r>
+        <w:rPr>
+          <w:rFonts w:ascii="Times New Roman" w:hAnsi="Times New Roman"/>
+          <w:sz w:val="28"/>
+        </w:rPr>
+        <w:t>last_watered_at</w:t>
+      </w:r>
+      <w:proofErr w:type="spellEnd"/>
+      <w:r>
+        <w:rPr>
+          <w:rFonts w:ascii="Times New Roman" w:hAnsi="Times New Roman"/>
+          <w:sz w:val="28"/>
+        </w:rPr>
+        <w:t xml:space="preserve">. Після підготовленого INSERT API повертає створену рослину, код 201 і заголовок </w:t>
+      </w:r>
+      <w:proofErr w:type="spellStart"/>
+      <w:r>
+        <w:rPr>
+          <w:rFonts w:ascii="Times New Roman" w:hAnsi="Times New Roman"/>
+          <w:sz w:val="28"/>
+        </w:rPr>
+        <w:t>Location</w:t>
+      </w:r>
+      <w:proofErr w:type="spellEnd"/>
+      <w:r>
+        <w:rPr>
+          <w:rFonts w:ascii="Times New Roman" w:hAnsi="Times New Roman"/>
+          <w:sz w:val="28"/>
+        </w:rPr>
+        <w:t>. Некоректні дані дають 400 з назвою поля.</w:t>
+      </w:r>
+    </w:p>
+    <w:p>
+      <w:pPr>
+        <w:keepNext/>
+        <w:spacing w:before="100" w:after="100" w:line="240" w:lineRule="auto"/>
+        <w:jc w:val="both"/>
+        <w:rPr>
+          <w:rFonts w:ascii="Times New Roman" w:hAnsi="Times New Roman" w:cs="Times New Roman"/>
           <w:sz w:val="28"/>
           <w:szCs w:val="28"/>
         </w:rPr>
@@ -1028,15 +1715,144 @@
           <w:b/>
           <w:sz w:val="28"/>
         </w:rPr>
-        <w:t>Продовження ходу роботи</w:t>
+        <w:t>Крок 6 Доменна дія поливу</w:t>
+      </w:r>
+    </w:p>
+    <w:p>
+      <w:pPr>
+        <w:spacing w:after="100" w:line="240" w:lineRule="auto"/>
+        <w:jc w:val="both"/>
+        <w:rPr>
+          <w:rFonts w:ascii="Times New Roman" w:hAnsi="Times New Roman" w:cs="Times New Roman"/>
+          <w:sz w:val="28"/>
+          <w:szCs w:val="28"/>
+        </w:rPr>
+      </w:pPr>
+      <w:r>
+        <w:rPr>
+          <w:rFonts w:ascii="Times New Roman" w:hAnsi="Times New Roman"/>
+          <w:sz w:val="28"/>
+        </w:rPr>
+        <w:t xml:space="preserve">POST </w:t>
+      </w:r>
+      <w:proofErr w:type="spellStart"/>
+      <w:r>
+        <w:rPr>
+          <w:rFonts w:ascii="Times New Roman" w:hAnsi="Times New Roman"/>
+          <w:sz w:val="28"/>
+        </w:rPr>
+        <w:t>api.php?resource</w:t>
+      </w:r>
+      <w:proofErr w:type="spellEnd"/>
+      <w:r>
+        <w:rPr>
+          <w:rFonts w:ascii="Times New Roman" w:hAnsi="Times New Roman"/>
+          <w:sz w:val="28"/>
+        </w:rPr>
+        <w:t>=</w:t>
+      </w:r>
+      <w:proofErr w:type="spellStart"/>
+      <w:r>
+        <w:rPr>
+          <w:rFonts w:ascii="Times New Roman" w:hAnsi="Times New Roman"/>
+          <w:sz w:val="28"/>
+        </w:rPr>
+        <w:t>plants&amp;action</w:t>
+      </w:r>
+      <w:proofErr w:type="spellEnd"/>
+      <w:r>
+        <w:rPr>
+          <w:rFonts w:ascii="Times New Roman" w:hAnsi="Times New Roman"/>
+          <w:sz w:val="28"/>
+        </w:rPr>
+        <w:t>=</w:t>
+      </w:r>
+      <w:proofErr w:type="spellStart"/>
+      <w:r>
+        <w:rPr>
+          <w:rFonts w:ascii="Times New Roman" w:hAnsi="Times New Roman"/>
+          <w:sz w:val="28"/>
+        </w:rPr>
+        <w:t>water&amp;id</w:t>
+      </w:r>
+      <w:proofErr w:type="spellEnd"/>
+      <w:r>
+        <w:rPr>
+          <w:rFonts w:ascii="Times New Roman" w:hAnsi="Times New Roman"/>
+          <w:sz w:val="28"/>
+        </w:rPr>
+        <w:t xml:space="preserve">=N встановлює </w:t>
+      </w:r>
+      <w:proofErr w:type="spellStart"/>
+      <w:r>
+        <w:rPr>
+          <w:rFonts w:ascii="Times New Roman" w:hAnsi="Times New Roman"/>
+          <w:sz w:val="28"/>
+        </w:rPr>
+        <w:t>last_watered_at</w:t>
+      </w:r>
+      <w:proofErr w:type="spellEnd"/>
+      <w:r>
+        <w:rPr>
+          <w:rFonts w:ascii="Times New Roman" w:hAnsi="Times New Roman"/>
+          <w:sz w:val="28"/>
+        </w:rPr>
+        <w:t xml:space="preserve"> = CURDATE() і повертає оновлений запис. Часовий пояс сесії </w:t>
+      </w:r>
+      <w:proofErr w:type="spellStart"/>
+      <w:r>
+        <w:rPr>
+          <w:rFonts w:ascii="Times New Roman" w:hAnsi="Times New Roman"/>
+          <w:sz w:val="28"/>
+        </w:rPr>
+        <w:t>MySQL</w:t>
+      </w:r>
+      <w:proofErr w:type="spellEnd"/>
+      <w:r>
+        <w:rPr>
+          <w:rFonts w:ascii="Times New Roman" w:hAnsi="Times New Roman"/>
+          <w:sz w:val="28"/>
+        </w:rPr>
+        <w:t xml:space="preserve"> узгоджено з </w:t>
+      </w:r>
+      <w:proofErr w:type="spellStart"/>
+      <w:r>
+        <w:rPr>
+          <w:rFonts w:ascii="Times New Roman" w:hAnsi="Times New Roman"/>
+          <w:sz w:val="28"/>
+        </w:rPr>
+        <w:lastRenderedPageBreak/>
+        <w:t>Europe</w:t>
+      </w:r>
+      <w:proofErr w:type="spellEnd"/>
+      <w:r>
+        <w:rPr>
+          <w:rFonts w:ascii="Times New Roman" w:hAnsi="Times New Roman"/>
+          <w:sz w:val="28"/>
+        </w:rPr>
+        <w:t>/</w:t>
+      </w:r>
+      <w:proofErr w:type="spellStart"/>
+      <w:r>
+        <w:rPr>
+          <w:rFonts w:ascii="Times New Roman" w:hAnsi="Times New Roman"/>
+          <w:sz w:val="28"/>
+        </w:rPr>
+        <w:t>Kyiv</w:t>
+      </w:r>
+      <w:proofErr w:type="spellEnd"/>
+      <w:r>
+        <w:rPr>
+          <w:rFonts w:ascii="Times New Roman" w:hAnsi="Times New Roman"/>
+          <w:sz w:val="28"/>
+        </w:rPr>
+        <w:t xml:space="preserve"> у PHP. Після поливу рядок зникає зі списку тих, що потребують поливу, без перезавантаження.</w:t>
       </w:r>
     </w:p>
     <w:p>
       <w:pPr>
         <w:keepNext/>
-        <w:pageBreakBefore w:val="0"/>
-        <w:spacing w:line="240" w:lineRule="auto" w:before="100" w:after="100"/>
-        <w:ind w:left="0" w:right="0"/>
+        <w:spacing w:before="100" w:after="100" w:line="240" w:lineRule="auto"/>
         <w:jc w:val="both"/>
         <w:rPr>
           <w:rFonts w:ascii="Times New Roman" w:hAnsi="Times New Roman" w:cs="Times New Roman"/>
@@ -1050,15 +1866,12 @@
           <w:b/>
           <w:sz w:val="28"/>
         </w:rPr>
-        <w:t>Крок 5 Створення запису</w:t>
-      </w:r>
-    </w:p>
-    <w:p>
-      <w:pPr>
-        <w:keepNext w:val="0"/>
-        <w:pageBreakBefore w:val="0"/>
-        <w:spacing w:line="240" w:lineRule="auto" w:before="0" w:after="100"/>
-        <w:ind w:left="0" w:right="0"/>
+        <w:t>Крок 7 Некоректні запити</w:t>
+      </w:r>
+    </w:p>
+    <w:p>
+      <w:pPr>
+        <w:spacing w:after="100" w:line="240" w:lineRule="auto"/>
         <w:jc w:val="both"/>
         <w:rPr>
           <w:rFonts w:ascii="Times New Roman" w:hAnsi="Times New Roman" w:cs="Times New Roman"/>
@@ -1069,18 +1882,31 @@
       <w:r>
         <w:rPr>
           <w:rFonts w:ascii="Times New Roman" w:hAnsi="Times New Roman"/>
-          <w:b w:val="0"/>
-          <w:sz w:val="28"/>
-        </w:rPr>
-        <w:t>POST api.php?resource=plants приймає JSON або дані форми. Перевіряються name, watering_interval_days і last_watered_at. Після підготовленого INSERT API повертає створену рослину, код 201 і заголовок Location. Некоректні дані дають 400 з назвою поля.</w:t>
+          <w:sz w:val="28"/>
+        </w:rPr>
+        <w:t xml:space="preserve">Перевіряються типи параметрів, додатний цілий ID, коректність JSON, назва, інтервал і дата. Помилки API мають однакову структуру. Дані HTML-форм зберігають захист токеном; JSON-запити </w:t>
+      </w:r>
+      <w:proofErr w:type="spellStart"/>
+      <w:r>
+        <w:rPr>
+          <w:rFonts w:ascii="Times New Roman" w:hAnsi="Times New Roman"/>
+          <w:sz w:val="28"/>
+        </w:rPr>
+        <w:t>curl</w:t>
+      </w:r>
+      <w:proofErr w:type="spellEnd"/>
+      <w:r>
+        <w:rPr>
+          <w:rFonts w:ascii="Times New Roman" w:hAnsi="Times New Roman"/>
+          <w:sz w:val="28"/>
+        </w:rPr>
+        <w:t xml:space="preserve"> можуть виконуватися без браузерної сесії.</w:t>
       </w:r>
     </w:p>
     <w:p>
       <w:pPr>
         <w:keepNext/>
-        <w:pageBreakBefore w:val="0"/>
-        <w:spacing w:line="240" w:lineRule="auto" w:before="100" w:after="100"/>
-        <w:ind w:left="0" w:right="0"/>
+        <w:spacing w:before="100" w:after="100" w:line="240" w:lineRule="auto"/>
         <w:jc w:val="both"/>
         <w:rPr>
           <w:rFonts w:ascii="Times New Roman" w:hAnsi="Times New Roman" w:cs="Times New Roman"/>
@@ -1094,15 +1920,12 @@
           <w:b/>
           <w:sz w:val="28"/>
         </w:rPr>
-        <w:t>Крок 6 Доменна дія поливу</w:t>
-      </w:r>
-    </w:p>
-    <w:p>
-      <w:pPr>
-        <w:keepNext w:val="0"/>
-        <w:pageBreakBefore w:val="0"/>
-        <w:spacing w:line="240" w:lineRule="auto" w:before="0" w:after="100"/>
-        <w:ind w:left="0" w:right="0"/>
+        <w:t>Крок 8 Перевірка API</w:t>
+      </w:r>
+    </w:p>
+    <w:p>
+      <w:pPr>
+        <w:spacing w:after="100" w:line="240" w:lineRule="auto"/>
         <w:jc w:val="both"/>
         <w:rPr>
           <w:rFonts w:ascii="Times New Roman" w:hAnsi="Times New Roman" w:cs="Times New Roman"/>
@@ -1113,131 +1936,56 @@
       <w:r>
         <w:rPr>
           <w:rFonts w:ascii="Times New Roman" w:hAnsi="Times New Roman"/>
-          <w:b w:val="0"/>
-          <w:sz w:val="28"/>
-        </w:rPr>
-        <w:t>POST api.php?resource=plants&amp;action=water&amp;id=N встановлює last_watered_at = CURDATE() і повертає оновлений запис. Часовий пояс сесії MySQL узгоджено з Europe/Kyiv у PHP. Після поливу рядок зникає зі списку тих, що потребують поливу, без перезавантаження.</w:t>
-      </w:r>
-    </w:p>
-    <w:p>
-      <w:pPr>
-        <w:keepNext/>
-        <w:pageBreakBefore w:val="0"/>
-        <w:spacing w:line="240" w:lineRule="auto" w:before="100" w:after="100"/>
-        <w:ind w:left="0" w:right="0"/>
-        <w:jc w:val="both"/>
-        <w:rPr>
-          <w:rFonts w:ascii="Times New Roman" w:hAnsi="Times New Roman" w:cs="Times New Roman"/>
-          <w:sz w:val="28"/>
-          <w:szCs w:val="28"/>
-        </w:rPr>
-      </w:pPr>
-      <w:r>
-        <w:rPr>
-          <w:rFonts w:ascii="Times New Roman" w:hAnsi="Times New Roman"/>
-          <w:b/>
-          <w:sz w:val="28"/>
-        </w:rPr>
-        <w:t>Крок 7 Некоректні запити</w:t>
-      </w:r>
-    </w:p>
-    <w:p>
-      <w:pPr>
-        <w:keepNext w:val="0"/>
-        <w:pageBreakBefore w:val="0"/>
-        <w:spacing w:line="240" w:lineRule="auto" w:before="0" w:after="100"/>
-        <w:ind w:left="0" w:right="0"/>
-        <w:jc w:val="both"/>
-        <w:rPr>
-          <w:rFonts w:ascii="Times New Roman" w:hAnsi="Times New Roman" w:cs="Times New Roman"/>
-          <w:sz w:val="28"/>
-          <w:szCs w:val="28"/>
-        </w:rPr>
-      </w:pPr>
-      <w:r>
-        <w:rPr>
-          <w:rFonts w:ascii="Times New Roman" w:hAnsi="Times New Roman"/>
-          <w:b w:val="0"/>
-          <w:sz w:val="28"/>
-        </w:rPr>
-        <w:t>Перевіряються типи параметрів, додатний цілий ID, коректність JSON, назва, інтервал і дата. Помилки API мають однакову структуру. Дані HTML-форм зберігають захист токеном; JSON-запити curl можуть виконуватися без браузерної сесії.</w:t>
-      </w:r>
-    </w:p>
-    <w:p>
-      <w:pPr>
-        <w:keepNext/>
-        <w:pageBreakBefore w:val="0"/>
-        <w:spacing w:line="240" w:lineRule="auto" w:before="100" w:after="100"/>
-        <w:ind w:left="0" w:right="0"/>
-        <w:jc w:val="both"/>
-        <w:rPr>
-          <w:rFonts w:ascii="Times New Roman" w:hAnsi="Times New Roman" w:cs="Times New Roman"/>
-          <w:sz w:val="28"/>
-          <w:szCs w:val="28"/>
-        </w:rPr>
-      </w:pPr>
-      <w:r>
-        <w:rPr>
-          <w:rFonts w:ascii="Times New Roman" w:hAnsi="Times New Roman"/>
-          <w:b/>
-          <w:sz w:val="28"/>
-        </w:rPr>
-        <w:t>Крок 8 Перевірка API</w:t>
-      </w:r>
-    </w:p>
-    <w:p>
-      <w:pPr>
-        <w:keepNext w:val="0"/>
-        <w:pageBreakBefore w:val="0"/>
-        <w:spacing w:line="240" w:lineRule="auto" w:before="0" w:after="100"/>
-        <w:ind w:left="0" w:right="0"/>
-        <w:jc w:val="both"/>
-        <w:rPr>
-          <w:rFonts w:ascii="Times New Roman" w:hAnsi="Times New Roman" w:cs="Times New Roman"/>
-          <w:sz w:val="28"/>
-          <w:szCs w:val="28"/>
-        </w:rPr>
-      </w:pPr>
-      <w:r>
-        <w:rPr>
-          <w:rFonts w:ascii="Times New Roman" w:hAnsi="Times New Roman"/>
-          <w:b w:val="0"/>
-          <w:sz w:val="28"/>
-        </w:rPr>
-        <w:t>Виконано запити браузером, HTTP-клієнтом і curl -i. Перевірено заголовки, HTTP-коди та JSON. Додатково перевірено успадкований інтерфейс: AJAX, пошук, сортування, редагування, видалення й обробку помилок мережі та сервера.</w:t>
+          <w:sz w:val="28"/>
+        </w:rPr>
+        <w:t xml:space="preserve">Виконано запити браузером, HTTP-клієнтом і </w:t>
+      </w:r>
+      <w:proofErr w:type="spellStart"/>
+      <w:r>
+        <w:rPr>
+          <w:rFonts w:ascii="Times New Roman" w:hAnsi="Times New Roman"/>
+          <w:sz w:val="28"/>
+        </w:rPr>
+        <w:t>curl</w:t>
+      </w:r>
+      <w:proofErr w:type="spellEnd"/>
+      <w:r>
+        <w:rPr>
+          <w:rFonts w:ascii="Times New Roman" w:hAnsi="Times New Roman"/>
+          <w:sz w:val="28"/>
+        </w:rPr>
+        <w:t xml:space="preserve"> -i. Перевірено заголовки, HTTP-коди та JSON. Додатково перевірено успадкований інтерфейс: AJAX, пошук, сортування, редагування, видалення й обробку помилок мережі та сервера.</w:t>
       </w:r>
     </w:p>
     <w:tbl>
       <w:tblPr>
-        <w:tblW w:type="auto" w:w="0"/>
-        <w:tblLook w:firstColumn="1" w:firstRow="1" w:lastColumn="0" w:lastRow="0" w:noHBand="0" w:noVBand="1" w:val="04A0"/>
+        <w:tblW w:w="0" w:type="auto"/>
         <w:tblBorders>
-          <w:top w:val="single" w:sz="4" w:color="000000"/>
-          <w:left w:val="single" w:sz="4" w:color="000000"/>
-          <w:bottom w:val="single" w:sz="4" w:color="000000"/>
-          <w:right w:val="single" w:sz="4" w:color="000000"/>
-          <w:insideH w:val="single" w:sz="4" w:color="000000"/>
-          <w:insideV w:val="single" w:sz="4" w:color="000000"/>
+          <w:top w:val="single" w:sz="4" w:space="0" w:color="000000"/>
+          <w:left w:val="single" w:sz="4" w:space="0" w:color="000000"/>
+          <w:bottom w:val="single" w:sz="4" w:space="0" w:color="000000"/>
+          <w:right w:val="single" w:sz="4" w:space="0" w:color="000000"/>
+          <w:insideH w:val="single" w:sz="4" w:space="0" w:color="000000"/>
+          <w:insideV w:val="single" w:sz="4" w:space="0" w:color="000000"/>
         </w:tblBorders>
+        <w:tblLook w:val="04A0" w:firstRow="1" w:lastRow="0" w:firstColumn="1" w:lastColumn="0" w:noHBand="0" w:noVBand="1"/>
       </w:tblPr>
       <w:tblGrid>
-        <w:gridCol w:w="3213"/>
-        <w:gridCol w:w="3213"/>
-        <w:gridCol w:w="3213"/>
+        <w:gridCol w:w="5946"/>
+        <w:gridCol w:w="850"/>
+        <w:gridCol w:w="2833"/>
       </w:tblGrid>
       <w:tr>
         <w:trPr>
           <w:cantSplit/>
-          <w:cantSplit/>
-          <w:cantSplit/>
         </w:trPr>
         <w:tc>
           <w:tcPr>
-            <w:tcW w:type="dxa" w:w="5953"/>
+            <w:tcW w:w="5953" w:type="dxa"/>
           </w:tcPr>
           <w:p>
             <w:pPr>
-              <w:spacing w:after="60" w:before="60" w:line="240" w:lineRule="auto"/>
+              <w:spacing w:before="60" w:after="60" w:line="240" w:lineRule="auto"/>
             </w:pPr>
             <w:r>
               <w:rPr>
@@ -1251,11 +1999,11 @@
         </w:tc>
         <w:tc>
           <w:tcPr>
-            <w:tcW w:type="dxa" w:w="850"/>
+            <w:tcW w:w="850" w:type="dxa"/>
           </w:tcPr>
           <w:p>
             <w:pPr>
-              <w:spacing w:after="60" w:before="60" w:line="240" w:lineRule="auto"/>
+              <w:spacing w:before="60" w:after="60" w:line="240" w:lineRule="auto"/>
             </w:pPr>
             <w:r>
               <w:rPr>
@@ -1269,11 +2017,11 @@
         </w:tc>
         <w:tc>
           <w:tcPr>
-            <w:tcW w:type="dxa" w:w="2835"/>
+            <w:tcW w:w="2835" w:type="dxa"/>
           </w:tcPr>
           <w:p>
             <w:pPr>
-              <w:spacing w:after="60" w:before="60" w:line="240" w:lineRule="auto"/>
+              <w:spacing w:before="60" w:after="60" w:line="240" w:lineRule="auto"/>
             </w:pPr>
             <w:r>
               <w:rPr>
@@ -1289,21 +2037,18 @@
       <w:tr>
         <w:trPr>
           <w:cantSplit/>
-          <w:cantSplit/>
-          <w:cantSplit/>
         </w:trPr>
         <w:tc>
           <w:tcPr>
-            <w:tcW w:type="dxa" w:w="5953"/>
+            <w:tcW w:w="5953" w:type="dxa"/>
           </w:tcPr>
           <w:p>
             <w:pPr>
-              <w:spacing w:after="60" w:before="60" w:line="240" w:lineRule="auto"/>
+              <w:spacing w:before="60" w:after="60" w:line="240" w:lineRule="auto"/>
             </w:pPr>
             <w:r>
               <w:rPr>
                 <w:rFonts w:ascii="Times New Roman" w:hAnsi="Times New Roman"/>
-                <w:b w:val="0"/>
                 <w:sz w:val="24"/>
               </w:rPr>
               <w:t>GET список та один запис</w:t>
@@ -1312,16 +2057,15 @@
         </w:tc>
         <w:tc>
           <w:tcPr>
-            <w:tcW w:type="dxa" w:w="850"/>
+            <w:tcW w:w="850" w:type="dxa"/>
           </w:tcPr>
           <w:p>
             <w:pPr>
-              <w:spacing w:after="60" w:before="60" w:line="240" w:lineRule="auto"/>
+              <w:spacing w:before="60" w:after="60" w:line="240" w:lineRule="auto"/>
             </w:pPr>
             <w:r>
               <w:rPr>
                 <w:rFonts w:ascii="Times New Roman" w:hAnsi="Times New Roman"/>
-                <w:b w:val="0"/>
                 <w:sz w:val="24"/>
               </w:rPr>
               <w:t>200</w:t>
@@ -1330,16 +2074,15 @@
         </w:tc>
         <w:tc>
           <w:tcPr>
-            <w:tcW w:type="dxa" w:w="2835"/>
+            <w:tcW w:w="2835" w:type="dxa"/>
           </w:tcPr>
           <w:p>
             <w:pPr>
-              <w:spacing w:after="60" w:before="60" w:line="240" w:lineRule="auto"/>
+              <w:spacing w:before="60" w:after="60" w:line="240" w:lineRule="auto"/>
             </w:pPr>
             <w:r>
               <w:rPr>
                 <w:rFonts w:ascii="Times New Roman" w:hAnsi="Times New Roman"/>
-                <w:b w:val="0"/>
                 <w:sz w:val="24"/>
               </w:rPr>
               <w:t>Дані отримано</w:t>
@@ -1350,21 +2093,18 @@
       <w:tr>
         <w:trPr>
           <w:cantSplit/>
-          <w:cantSplit/>
-          <w:cantSplit/>
         </w:trPr>
         <w:tc>
           <w:tcPr>
-            <w:tcW w:type="dxa" w:w="5953"/>
+            <w:tcW w:w="5953" w:type="dxa"/>
           </w:tcPr>
           <w:p>
             <w:pPr>
-              <w:spacing w:after="60" w:before="60" w:line="240" w:lineRule="auto"/>
+              <w:spacing w:before="60" w:after="60" w:line="240" w:lineRule="auto"/>
             </w:pPr>
             <w:r>
               <w:rPr>
                 <w:rFonts w:ascii="Times New Roman" w:hAnsi="Times New Roman"/>
-                <w:b w:val="0"/>
                 <w:sz w:val="24"/>
               </w:rPr>
               <w:t>POST створення</w:t>
@@ -1373,16 +2113,15 @@
         </w:tc>
         <w:tc>
           <w:tcPr>
-            <w:tcW w:type="dxa" w:w="850"/>
+            <w:tcW w:w="850" w:type="dxa"/>
           </w:tcPr>
           <w:p>
             <w:pPr>
-              <w:spacing w:after="60" w:before="60" w:line="240" w:lineRule="auto"/>
+              <w:spacing w:before="60" w:after="60" w:line="240" w:lineRule="auto"/>
             </w:pPr>
             <w:r>
               <w:rPr>
                 <w:rFonts w:ascii="Times New Roman" w:hAnsi="Times New Roman"/>
-                <w:b w:val="0"/>
                 <w:sz w:val="24"/>
               </w:rPr>
               <w:t>201</w:t>
@@ -1391,19 +2130,25 @@
         </w:tc>
         <w:tc>
           <w:tcPr>
-            <w:tcW w:type="dxa" w:w="2835"/>
+            <w:tcW w:w="2835" w:type="dxa"/>
           </w:tcPr>
           <w:p>
             <w:pPr>
-              <w:spacing w:after="60" w:before="60" w:line="240" w:lineRule="auto"/>
+              <w:spacing w:before="60" w:after="60" w:line="240" w:lineRule="auto"/>
             </w:pPr>
             <w:r>
               <w:rPr>
                 <w:rFonts w:ascii="Times New Roman" w:hAnsi="Times New Roman"/>
-                <w:b w:val="0"/>
                 <w:sz w:val="24"/>
               </w:rPr>
-              <w:t>Запис створено</w:t>
+              <w:t xml:space="preserve">Запис </w:t>
+            </w:r>
+            <w:r>
+              <w:rPr>
+                <w:rFonts w:ascii="Times New Roman" w:hAnsi="Times New Roman"/>
+                <w:sz w:val="24"/>
+              </w:rPr>
+              <w:t>створено</w:t>
             </w:r>
           </w:p>
         </w:tc>
@@ -1411,39 +2156,60 @@
       <w:tr>
         <w:trPr>
           <w:cantSplit/>
-          <w:cantSplit/>
-          <w:cantSplit/>
         </w:trPr>
         <w:tc>
           <w:tcPr>
-            <w:tcW w:type="dxa" w:w="5953"/>
+            <w:tcW w:w="5953" w:type="dxa"/>
           </w:tcPr>
           <w:p>
             <w:pPr>
-              <w:spacing w:after="60" w:before="60" w:line="240" w:lineRule="auto"/>
+              <w:spacing w:before="60" w:after="60" w:line="240" w:lineRule="auto"/>
             </w:pPr>
             <w:r>
               <w:rPr>
                 <w:rFonts w:ascii="Times New Roman" w:hAnsi="Times New Roman"/>
-                <w:b w:val="0"/>
                 <w:sz w:val="24"/>
               </w:rPr>
-              <w:t>POST action=water</w:t>
+              <w:t xml:space="preserve">POST </w:t>
             </w:r>
+            <w:proofErr w:type="spellStart"/>
+            <w:r>
+              <w:rPr>
+                <w:rFonts w:ascii="Times New Roman" w:hAnsi="Times New Roman"/>
+                <w:sz w:val="24"/>
+              </w:rPr>
+              <w:t>action</w:t>
+            </w:r>
+            <w:proofErr w:type="spellEnd"/>
+            <w:r>
+              <w:rPr>
+                <w:rFonts w:ascii="Times New Roman" w:hAnsi="Times New Roman"/>
+                <w:sz w:val="24"/>
+              </w:rPr>
+              <w:t>=</w:t>
+            </w:r>
+            <w:proofErr w:type="spellStart"/>
+            <w:r>
+              <w:rPr>
+                <w:rFonts w:ascii="Times New Roman" w:hAnsi="Times New Roman"/>
+                <w:sz w:val="24"/>
+              </w:rPr>
+              <w:t>water</w:t>
+            </w:r>
+            <w:proofErr w:type="spellEnd"/>
           </w:p>
         </w:tc>
         <w:tc>
           <w:tcPr>
-            <w:tcW w:type="dxa" w:w="850"/>
+            <w:tcW w:w="850" w:type="dxa"/>
           </w:tcPr>
           <w:p>
             <w:pPr>
-              <w:spacing w:after="60" w:before="60" w:line="240" w:lineRule="auto"/>
+              <w:spacing w:before="60" w:after="60" w:line="240" w:lineRule="auto"/>
             </w:pPr>
             <w:r>
               <w:rPr>
                 <w:rFonts w:ascii="Times New Roman" w:hAnsi="Times New Roman"/>
-                <w:b w:val="0"/>
                 <w:sz w:val="24"/>
               </w:rPr>
               <w:t>200</w:t>
@@ -1452,16 +2218,15 @@
         </w:tc>
         <w:tc>
           <w:tcPr>
-            <w:tcW w:type="dxa" w:w="2835"/>
+            <w:tcW w:w="2835" w:type="dxa"/>
           </w:tcPr>
           <w:p>
             <w:pPr>
-              <w:spacing w:after="60" w:before="60" w:line="240" w:lineRule="auto"/>
+              <w:spacing w:before="60" w:after="60" w:line="240" w:lineRule="auto"/>
             </w:pPr>
             <w:r>
               <w:rPr>
                 <w:rFonts w:ascii="Times New Roman" w:hAnsi="Times New Roman"/>
-                <w:b w:val="0"/>
                 <w:sz w:val="24"/>
               </w:rPr>
               <w:t>Дату поливу оновлено</w:t>
@@ -1472,21 +2237,18 @@
       <w:tr>
         <w:trPr>
           <w:cantSplit/>
-          <w:cantSplit/>
-          <w:cantSplit/>
         </w:trPr>
         <w:tc>
           <w:tcPr>
-            <w:tcW w:type="dxa" w:w="5953"/>
+            <w:tcW w:w="5953" w:type="dxa"/>
           </w:tcPr>
           <w:p>
             <w:pPr>
-              <w:spacing w:after="60" w:before="60" w:line="240" w:lineRule="auto"/>
+              <w:spacing w:before="60" w:after="60" w:line="240" w:lineRule="auto"/>
             </w:pPr>
             <w:r>
               <w:rPr>
                 <w:rFonts w:ascii="Times New Roman" w:hAnsi="Times New Roman"/>
-                <w:b w:val="0"/>
                 <w:sz w:val="24"/>
               </w:rPr>
               <w:t>Немає обов’язкових полів</w:t>
@@ -1495,16 +2257,15 @@
         </w:tc>
         <w:tc>
           <w:tcPr>
-            <w:tcW w:type="dxa" w:w="850"/>
+            <w:tcW w:w="850" w:type="dxa"/>
           </w:tcPr>
           <w:p>
             <w:pPr>
-              <w:spacing w:after="60" w:before="60" w:line="240" w:lineRule="auto"/>
+              <w:spacing w:before="60" w:after="60" w:line="240" w:lineRule="auto"/>
             </w:pPr>
             <w:r>
               <w:rPr>
                 <w:rFonts w:ascii="Times New Roman" w:hAnsi="Times New Roman"/>
-                <w:b w:val="0"/>
                 <w:sz w:val="24"/>
               </w:rPr>
               <w:t>400</w:t>
@@ -1513,16 +2274,15 @@
         </w:tc>
         <w:tc>
           <w:tcPr>
-            <w:tcW w:type="dxa" w:w="2835"/>
+            <w:tcW w:w="2835" w:type="dxa"/>
           </w:tcPr>
           <w:p>
             <w:pPr>
-              <w:spacing w:after="60" w:before="60" w:line="240" w:lineRule="auto"/>
+              <w:spacing w:before="60" w:after="60" w:line="240" w:lineRule="auto"/>
             </w:pPr>
             <w:r>
               <w:rPr>
                 <w:rFonts w:ascii="Times New Roman" w:hAnsi="Times New Roman"/>
-                <w:b w:val="0"/>
                 <w:sz w:val="24"/>
               </w:rPr>
               <w:t>Помилка з назвою поля</w:t>
@@ -1533,21 +2293,18 @@
       <w:tr>
         <w:trPr>
           <w:cantSplit/>
-          <w:cantSplit/>
-          <w:cantSplit/>
         </w:trPr>
         <w:tc>
           <w:tcPr>
-            <w:tcW w:type="dxa" w:w="5953"/>
+            <w:tcW w:w="5953" w:type="dxa"/>
           </w:tcPr>
           <w:p>
             <w:pPr>
-              <w:spacing w:after="60" w:before="60" w:line="240" w:lineRule="auto"/>
+              <w:spacing w:before="60" w:after="60" w:line="240" w:lineRule="auto"/>
             </w:pPr>
             <w:r>
               <w:rPr>
                 <w:rFonts w:ascii="Times New Roman" w:hAnsi="Times New Roman"/>
-                <w:b w:val="0"/>
                 <w:sz w:val="24"/>
               </w:rPr>
               <w:t>Немає запису або ресурсу</w:t>
@@ -1556,16 +2313,15 @@
         </w:tc>
         <w:tc>
           <w:tcPr>
-            <w:tcW w:type="dxa" w:w="850"/>
+            <w:tcW w:w="850" w:type="dxa"/>
           </w:tcPr>
           <w:p>
             <w:pPr>
-              <w:spacing w:after="60" w:before="60" w:line="240" w:lineRule="auto"/>
+              <w:spacing w:before="60" w:after="60" w:line="240" w:lineRule="auto"/>
             </w:pPr>
             <w:r>
               <w:rPr>
                 <w:rFonts w:ascii="Times New Roman" w:hAnsi="Times New Roman"/>
-                <w:b w:val="0"/>
                 <w:sz w:val="24"/>
               </w:rPr>
               <w:t>404</w:t>
@@ -1574,16 +2330,15 @@
         </w:tc>
         <w:tc>
           <w:tcPr>
-            <w:tcW w:type="dxa" w:w="2835"/>
+            <w:tcW w:w="2835" w:type="dxa"/>
           </w:tcPr>
           <w:p>
             <w:pPr>
-              <w:spacing w:after="60" w:before="60" w:line="240" w:lineRule="auto"/>
+              <w:spacing w:before="60" w:after="60" w:line="240" w:lineRule="auto"/>
             </w:pPr>
             <w:r>
               <w:rPr>
                 <w:rFonts w:ascii="Times New Roman" w:hAnsi="Times New Roman"/>
-                <w:b w:val="0"/>
                 <w:sz w:val="24"/>
               </w:rPr>
               <w:t>JSON-помилка</w:t>
@@ -1594,39 +2349,48 @@
       <w:tr>
         <w:trPr>
           <w:cantSplit/>
-          <w:cantSplit/>
-          <w:cantSplit/>
         </w:trPr>
         <w:tc>
           <w:tcPr>
-            <w:tcW w:type="dxa" w:w="5953"/>
+            <w:tcW w:w="5953" w:type="dxa"/>
           </w:tcPr>
           <w:p>
             <w:pPr>
-              <w:spacing w:after="60" w:before="60" w:line="240" w:lineRule="auto"/>
+              <w:spacing w:before="60" w:after="60" w:line="240" w:lineRule="auto"/>
+              <w:rPr>
+                <w:rFonts w:ascii="Times New Roman" w:hAnsi="Times New Roman"/>
+                <w:sz w:val="24"/>
+              </w:rPr>
             </w:pPr>
             <w:r>
               <w:rPr>
                 <w:rFonts w:ascii="Times New Roman" w:hAnsi="Times New Roman"/>
-                <w:b w:val="0"/>
                 <w:sz w:val="24"/>
               </w:rPr>
-              <w:t>PUT для plants</w:t>
+              <w:t xml:space="preserve">PUT для </w:t>
             </w:r>
+            <w:proofErr w:type="spellStart"/>
+            <w:r>
+              <w:rPr>
+                <w:rFonts w:ascii="Times New Roman" w:hAnsi="Times New Roman"/>
+                <w:sz w:val="24"/>
+              </w:rPr>
+              <w:t>plants</w:t>
+            </w:r>
+            <w:proofErr w:type="spellEnd"/>
           </w:p>
         </w:tc>
         <w:tc>
           <w:tcPr>
-            <w:tcW w:type="dxa" w:w="850"/>
+            <w:tcW w:w="850" w:type="dxa"/>
           </w:tcPr>
           <w:p>
             <w:pPr>
-              <w:spacing w:after="60" w:before="60" w:line="240" w:lineRule="auto"/>
+              <w:spacing w:before="60" w:after="60" w:line="240" w:lineRule="auto"/>
             </w:pPr>
             <w:r>
               <w:rPr>
                 <w:rFonts w:ascii="Times New Roman" w:hAnsi="Times New Roman"/>
-                <w:b w:val="0"/>
                 <w:sz w:val="24"/>
               </w:rPr>
               <w:t>405</w:t>
@@ -1635,20 +2399,28 @@
         </w:tc>
         <w:tc>
           <w:tcPr>
-            <w:tcW w:type="dxa" w:w="2835"/>
+            <w:tcW w:w="2835" w:type="dxa"/>
           </w:tcPr>
           <w:p>
             <w:pPr>
-              <w:spacing w:after="60" w:before="60" w:line="240" w:lineRule="auto"/>
+              <w:spacing w:before="60" w:after="60" w:line="240" w:lineRule="auto"/>
             </w:pPr>
             <w:r>
               <w:rPr>
                 <w:rFonts w:ascii="Times New Roman" w:hAnsi="Times New Roman"/>
-                <w:b w:val="0"/>
                 <w:sz w:val="24"/>
               </w:rPr>
-              <w:t>Метод відхилено</w:t>
+              <w:t xml:space="preserve">Метод </w:t>
             </w:r>
+            <w:proofErr w:type="spellStart"/>
+            <w:r>
+              <w:rPr>
+                <w:rFonts w:ascii="Times New Roman" w:hAnsi="Times New Roman"/>
+                <w:sz w:val="24"/>
+              </w:rPr>
+              <w:t>відхилено</w:t>
+            </w:r>
+            <w:proofErr w:type="spellEnd"/>
           </w:p>
         </w:tc>
       </w:tr>
@@ -1657,8 +2429,7 @@
       <w:pPr>
         <w:keepNext/>
         <w:pageBreakBefore/>
-        <w:spacing w:line="240" w:lineRule="auto" w:before="100" w:after="100"/>
-        <w:ind w:left="0" w:right="0"/>
+        <w:spacing w:before="100" w:after="100" w:line="240" w:lineRule="auto"/>
         <w:jc w:val="center"/>
         <w:rPr>
           <w:rFonts w:ascii="Times New Roman" w:hAnsi="Times New Roman" w:cs="Times New Roman"/>
@@ -1674,15 +2445,13 @@
           <w:b/>
           <w:sz w:val="28"/>
         </w:rPr>
+        <w:lastRenderedPageBreak/>
         <w:t>Результат роботи</w:t>
       </w:r>
     </w:p>
     <w:p>
       <w:pPr>
-        <w:keepNext w:val="0"/>
-        <w:pageBreakBefore w:val="0"/>
-        <w:spacing w:line="240" w:lineRule="auto" w:before="0" w:after="100"/>
-        <w:ind w:left="0" w:right="0"/>
+        <w:spacing w:after="100" w:line="240" w:lineRule="auto"/>
         <w:jc w:val="both"/>
         <w:rPr>
           <w:rFonts w:ascii="Times New Roman" w:hAnsi="Times New Roman" w:cs="Times New Roman"/>
@@ -1693,18 +2462,79 @@
       <w:r>
         <w:rPr>
           <w:rFonts w:ascii="Times New Roman" w:hAnsi="Times New Roman"/>
-          <w:b w:val="0"/>
-          <w:sz w:val="28"/>
-        </w:rPr>
-        <w:t>Єдиний API працює з наявним інтерфейсом FloraCare. На знімках показано список рослин до та після AJAX-запиту action=water. Алоказія зникає зі списку тих, що потребують поливу; у повному каталозі її статус змінюється на «Зволожена».</w:t>
+          <w:sz w:val="28"/>
+        </w:rPr>
+        <w:t xml:space="preserve">Єдиний API працює з наявним інтерфейсом </w:t>
+      </w:r>
+      <w:proofErr w:type="spellStart"/>
+      <w:r>
+        <w:rPr>
+          <w:rFonts w:ascii="Times New Roman" w:hAnsi="Times New Roman"/>
+          <w:sz w:val="28"/>
+        </w:rPr>
+        <w:t>FloraCare</w:t>
+      </w:r>
+      <w:proofErr w:type="spellEnd"/>
+      <w:r>
+        <w:rPr>
+          <w:rFonts w:ascii="Times New Roman" w:hAnsi="Times New Roman"/>
+          <w:sz w:val="28"/>
+        </w:rPr>
+        <w:t xml:space="preserve">. На знімках показано список рослин до та після AJAX-запиту </w:t>
+      </w:r>
+      <w:proofErr w:type="spellStart"/>
+      <w:r>
+        <w:rPr>
+          <w:rFonts w:ascii="Times New Roman" w:hAnsi="Times New Roman"/>
+          <w:sz w:val="28"/>
+        </w:rPr>
+        <w:t>action</w:t>
+      </w:r>
+      <w:proofErr w:type="spellEnd"/>
+      <w:r>
+        <w:rPr>
+          <w:rFonts w:ascii="Times New Roman" w:hAnsi="Times New Roman"/>
+          <w:sz w:val="28"/>
+        </w:rPr>
+        <w:t>=</w:t>
+      </w:r>
+      <w:proofErr w:type="spellStart"/>
+      <w:r>
+        <w:rPr>
+          <w:rFonts w:ascii="Times New Roman" w:hAnsi="Times New Roman"/>
+          <w:sz w:val="28"/>
+        </w:rPr>
+        <w:t>water</w:t>
+      </w:r>
+      <w:proofErr w:type="spellEnd"/>
+      <w:r>
+        <w:rPr>
+          <w:rFonts w:ascii="Times New Roman" w:hAnsi="Times New Roman"/>
+          <w:sz w:val="28"/>
+        </w:rPr>
+        <w:t xml:space="preserve">. </w:t>
+      </w:r>
+      <w:proofErr w:type="spellStart"/>
+      <w:r>
+        <w:rPr>
+          <w:rFonts w:ascii="Times New Roman" w:hAnsi="Times New Roman"/>
+          <w:sz w:val="28"/>
+        </w:rPr>
+        <w:t>Алоказія</w:t>
+      </w:r>
+      <w:proofErr w:type="spellEnd"/>
+      <w:r>
+        <w:rPr>
+          <w:rFonts w:ascii="Times New Roman" w:hAnsi="Times New Roman"/>
+          <w:sz w:val="28"/>
+        </w:rPr>
+        <w:t xml:space="preserve"> зникає зі списку тих, що потребують поливу; у повному каталозі її статус змінюється на «Зволожена».</w:t>
       </w:r>
     </w:p>
     <w:p>
       <w:pPr>
         <w:keepNext/>
-        <w:pageBreakBefore w:val="0"/>
-        <w:spacing w:line="240" w:lineRule="auto" w:before="0" w:after="100"/>
-        <w:ind w:left="0" w:right="0"/>
+        <w:spacing w:after="100" w:line="240" w:lineRule="auto"/>
         <w:jc w:val="center"/>
         <w:rPr>
           <w:rFonts w:ascii="Times New Roman" w:hAnsi="Times New Roman" w:cs="Times New Roman"/>
@@ -1714,28 +2544,25 @@
       </w:pPr>
       <w:r>
         <w:rPr>
-          <w:rFonts w:ascii="Times New Roman" w:hAnsi="Times New Roman"/>
-          <w:b w:val="0"/>
-          <w:sz w:val="28"/>
-        </w:rPr>
-      </w:r>
-      <w:r>
+          <w:noProof/>
+        </w:rPr>
         <w:drawing>
-          <wp:inline xmlns:a="http://schemas.openxmlformats.org/drawingml/2006/main" xmlns:pic="http://schemas.openxmlformats.org/drawingml/2006/picture">
+          <wp:inline distT="0" distB="0" distL="0" distR="0">
             <wp:extent cx="6120000" cy="1581000"/>
+            <wp:effectExtent l="0" t="0" r="0" b="0"/>
             <wp:docPr id="3" name="Picture 3"/>
             <wp:cNvGraphicFramePr>
-              <a:graphicFrameLocks noChangeAspect="1"/>
+              <a:graphicFrameLocks xmlns:a="http://schemas.openxmlformats.org/drawingml/2006/main" noChangeAspect="1"/>
             </wp:cNvGraphicFramePr>
-            <a:graphic>
+            <a:graphic xmlns:a="http://schemas.openxmlformats.org/drawingml/2006/main">
               <a:graphicData uri="http://schemas.openxmlformats.org/drawingml/2006/picture">
-                <pic:pic>
+                <pic:pic xmlns:pic="http://schemas.openxmlformats.org/drawingml/2006/picture">
                   <pic:nvPicPr>
                     <pic:cNvPr id="0" name="due-before-crop.png"/>
                     <pic:cNvPicPr/>
                   </pic:nvPicPr>
                   <pic:blipFill>
-                    <a:blip r:embed="rId11"/>
+                    <a:blip r:embed="rId7"/>
                     <a:stretch>
                       <a:fillRect/>
                     </a:stretch>
@@ -1745,7 +2572,9 @@
                       <a:off x="0" y="0"/>
                       <a:ext cx="6120000" cy="1581000"/>
                     </a:xfrm>
-                    <a:prstGeom prst="rect"/>
+                    <a:prstGeom prst="rect">
+                      <a:avLst/>
+                    </a:prstGeom>
                   </pic:spPr>
                 </pic:pic>
               </a:graphicData>
@@ -1756,10 +2585,7 @@
     </w:p>
     <w:p>
       <w:pPr>
-        <w:keepNext w:val="0"/>
-        <w:pageBreakBefore w:val="0"/>
-        <w:spacing w:line="240" w:lineRule="auto" w:before="0" w:after="100"/>
-        <w:ind w:left="0" w:right="0"/>
+        <w:spacing w:after="100" w:line="240" w:lineRule="auto"/>
         <w:jc w:val="center"/>
         <w:rPr>
           <w:rFonts w:ascii="Times New Roman" w:hAnsi="Times New Roman" w:cs="Times New Roman"/>
@@ -1770,7 +2596,6 @@
       <w:r>
         <w:rPr>
           <w:rFonts w:ascii="Times New Roman" w:hAnsi="Times New Roman"/>
-          <w:b w:val="0"/>
           <w:sz w:val="28"/>
         </w:rPr>
         <w:t>Рис. 6.1. Рослини, які потребують поливу</w:t>
@@ -1779,9 +2604,7 @@
     <w:p>
       <w:pPr>
         <w:keepNext/>
-        <w:pageBreakBefore w:val="0"/>
-        <w:spacing w:line="240" w:lineRule="auto" w:before="0" w:after="100"/>
-        <w:ind w:left="0" w:right="0"/>
+        <w:spacing w:after="100" w:line="240" w:lineRule="auto"/>
         <w:jc w:val="center"/>
         <w:rPr>
           <w:rFonts w:ascii="Times New Roman" w:hAnsi="Times New Roman" w:cs="Times New Roman"/>
@@ -1791,28 +2614,25 @@
       </w:pPr>
       <w:r>
         <w:rPr>
-          <w:rFonts w:ascii="Times New Roman" w:hAnsi="Times New Roman"/>
-          <w:b w:val="0"/>
-          <w:sz w:val="28"/>
-        </w:rPr>
-      </w:r>
-      <w:r>
+          <w:noProof/>
+        </w:rPr>
         <w:drawing>
-          <wp:inline xmlns:a="http://schemas.openxmlformats.org/drawingml/2006/main" xmlns:pic="http://schemas.openxmlformats.org/drawingml/2006/picture">
+          <wp:inline distT="0" distB="0" distL="0" distR="0">
             <wp:extent cx="6120000" cy="1020000"/>
+            <wp:effectExtent l="0" t="0" r="0" b="0"/>
             <wp:docPr id="4" name="Picture 4"/>
             <wp:cNvGraphicFramePr>
-              <a:graphicFrameLocks noChangeAspect="1"/>
+              <a:graphicFrameLocks xmlns:a="http://schemas.openxmlformats.org/drawingml/2006/main" noChangeAspect="1"/>
             </wp:cNvGraphicFramePr>
-            <a:graphic>
+            <a:graphic xmlns:a="http://schemas.openxmlformats.org/drawingml/2006/main">
               <a:graphicData uri="http://schemas.openxmlformats.org/drawingml/2006/picture">
-                <pic:pic>
+                <pic:pic xmlns:pic="http://schemas.openxmlformats.org/drawingml/2006/picture">
                   <pic:nvPicPr>
                     <pic:cNvPr id="0" name="due-after-crop.png"/>
                     <pic:cNvPicPr/>
                   </pic:nvPicPr>
                   <pic:blipFill>
-                    <a:blip r:embed="rId12"/>
+                    <a:blip r:embed="rId8"/>
                     <a:stretch>
                       <a:fillRect/>
                     </a:stretch>
@@ -1822,7 +2642,9 @@
                       <a:off x="0" y="0"/>
                       <a:ext cx="6120000" cy="1020000"/>
                     </a:xfrm>
-                    <a:prstGeom prst="rect"/>
+                    <a:prstGeom prst="rect">
+                      <a:avLst/>
+                    </a:prstGeom>
                   </pic:spPr>
                 </pic:pic>
               </a:graphicData>
@@ -1833,10 +2655,7 @@
     </w:p>
     <w:p>
       <w:pPr>
-        <w:keepNext w:val="0"/>
-        <w:pageBreakBefore w:val="0"/>
-        <w:spacing w:line="240" w:lineRule="auto" w:before="0" w:after="100"/>
-        <w:ind w:left="0" w:right="0"/>
+        <w:spacing w:after="100" w:line="240" w:lineRule="auto"/>
         <w:jc w:val="center"/>
         <w:rPr>
           <w:rFonts w:ascii="Times New Roman" w:hAnsi="Times New Roman" w:cs="Times New Roman"/>
@@ -1847,18 +2666,30 @@
       <w:r>
         <w:rPr>
           <w:rFonts w:ascii="Times New Roman" w:hAnsi="Times New Roman"/>
-          <w:b w:val="0"/>
-          <w:sz w:val="28"/>
-        </w:rPr>
-        <w:t>Рис. 6.2. Список після поливу Алоказії через API</w:t>
-      </w:r>
-    </w:p>
-    <w:p>
-      <w:pPr>
-        <w:keepNext w:val="0"/>
-        <w:pageBreakBefore w:val="0"/>
-        <w:spacing w:line="240" w:lineRule="auto" w:before="0" w:after="100"/>
-        <w:ind w:left="0" w:right="0"/>
+          <w:sz w:val="28"/>
+        </w:rPr>
+        <w:t xml:space="preserve">Рис. 6.2. Список після поливу </w:t>
+      </w:r>
+      <w:proofErr w:type="spellStart"/>
+      <w:r>
+        <w:rPr>
+          <w:rFonts w:ascii="Times New Roman" w:hAnsi="Times New Roman"/>
+          <w:sz w:val="28"/>
+        </w:rPr>
+        <w:t>Алоказії</w:t>
+      </w:r>
+      <w:proofErr w:type="spellEnd"/>
+      <w:r>
+        <w:rPr>
+          <w:rFonts w:ascii="Times New Roman" w:hAnsi="Times New Roman"/>
+          <w:sz w:val="28"/>
+        </w:rPr>
+        <w:t xml:space="preserve"> через API</w:t>
+      </w:r>
+    </w:p>
+    <w:p>
+      <w:pPr>
+        <w:spacing w:after="100" w:line="240" w:lineRule="auto"/>
         <w:jc w:val="both"/>
         <w:rPr>
           <w:rFonts w:ascii="Times New Roman" w:hAnsi="Times New Roman" w:cs="Times New Roman"/>
@@ -1869,7 +2700,6 @@
       <w:r>
         <w:rPr>
           <w:rFonts w:ascii="Times New Roman" w:hAnsi="Times New Roman"/>
-          <w:b w:val="0"/>
           <w:sz w:val="28"/>
         </w:rPr>
         <w:t>Для повторення перевірок у API.md наведено команди отримання списку й запису, створення, поливу та помилкових запитів. Налаштування і запуск описано в README.md. Вихідний код збережено в папці php06.</w:t>
@@ -1878,9 +2708,19 @@
     <w:p>
       <w:pPr>
         <w:keepNext/>
-        <w:pageBreakBefore w:val="0"/>
-        <w:spacing w:line="240" w:lineRule="auto" w:before="100" w:after="100"/>
-        <w:ind w:left="0" w:right="0"/>
+        <w:spacing w:before="100" w:after="100" w:line="240" w:lineRule="auto"/>
+        <w:jc w:val="center"/>
+        <w:rPr>
+          <w:rFonts w:ascii="Times New Roman" w:hAnsi="Times New Roman"/>
+          <w:b/>
+          <w:sz w:val="28"/>
+        </w:rPr>
+      </w:pPr>
+    </w:p>
+    <w:p>
+      <w:pPr>
+        <w:keepNext/>
+        <w:spacing w:before="100" w:after="100" w:line="240" w:lineRule="auto"/>
         <w:jc w:val="center"/>
         <w:rPr>
           <w:rFonts w:ascii="Times New Roman" w:hAnsi="Times New Roman" w:cs="Times New Roman"/>
@@ -1901,10 +2741,8 @@
     </w:p>
     <w:p>
       <w:pPr>
-        <w:keepNext w:val="0"/>
-        <w:pageBreakBefore w:val="0"/>
-        <w:spacing w:line="240" w:lineRule="auto" w:before="0" w:after="100"/>
-        <w:ind w:left="0" w:right="0"/>
+        <w:spacing w:after="100" w:line="240" w:lineRule="auto"/>
+        <w:ind w:firstLine="708"/>
         <w:jc w:val="both"/>
         <w:rPr>
           <w:rFonts w:ascii="Times New Roman" w:hAnsi="Times New Roman" w:cs="Times New Roman"/>
@@ -1915,11 +2753,12 @@
       <w:r>
         <w:rPr>
           <w:rFonts w:ascii="Times New Roman" w:hAnsi="Times New Roman"/>
-          <w:b w:val="0"/>
-          <w:sz w:val="28"/>
-        </w:rPr>
-        <w:t>У ході практичної роботи №6 розроблено власний API для каталогу догляду за рослинами. Реалізовано єдину точку входу, отримання списку й окремого запису, додавання рослини та доменну дію поливу. Усі відповіді мають узгоджену структуру JSON, а HTTP-коди відображають результат запиту. Закріплено навички маршрутизації, перевірки даних і роботи з PDO. API перевірено через браузер і curl; попередній стиль та функціонал застосунку збережено.</w:t>
-      </w:r>
+          <w:sz w:val="28"/>
+        </w:rPr>
+        <w:t>У ході практичної роботи №6 розроблено власний API для каталогу догляду за рослинами. Реалізовано єдину точку входу, отримання списку й окремого запису, додавання рослини та доменну дію поливу. Усі відповіді мають узгоджену структуру JSON, а HTTP-коди відображають результат запиту. Закріплено навички маршрутизації, перевірки даних і роботи з PDO.</w:t>
+      </w:r>
+      <w:bookmarkStart w:id="0" w:name="_GoBack"/>
+      <w:bookmarkEnd w:id="0"/>
     </w:p>
     <w:sectPr>
       <w:pgSz w:w="11906" w:h="16838"/>
